--- a/docs/general-english/A2/build/a22-u16.docx
+++ b/docs/general-english/A2/build/a22-u16.docx
@@ -47,7 +47,7 @@
       <w:r>
         <w:drawing>
           <wp:inline>
-            <wp:extent cx="3209925" cy="1809750"/>
+            <wp:extent cx="5724525" cy="3228975"/>
             <wp:effectExtent b="0" l="0" r="0" t="0"/>
             <wp:docPr descr="The opening page of Unit 16, Then and Now: the grammar point is the present perfect against the past simple, and three things the learner will be able to do by the end of the unit." title="" id="21" name="Picture"/>
             <a:graphic>
@@ -68,7 +68,7 @@
                   <pic:spPr bwMode="auto">
                     <a:xfrm>
                       <a:off x="0" y="0"/>
-                      <a:ext cx="3209925" cy="1809750"/>
+                      <a:ext cx="5724525" cy="3228975"/>
                     </a:xfrm>
                     <a:prstGeom prst="rect">
                       <a:avLst/>
@@ -922,7 +922,7 @@
       <w:r>
         <w:drawing>
           <wp:inline>
-            <wp:extent cx="4514850" cy="1809750"/>
+            <wp:extent cx="5724525" cy="2295525"/>
             <wp:effectExtent b="0" l="0" r="0" t="0"/>
             <wp:docPr descr="What has changed for each of the six people at number 14, and what has not: Amina has not changed the shelves of her shop in eleven years, Tomas has worked nights since he was twenty-four, Maya has lived in three of the five flats, Dani has changed nothing at all, Mr Okonkwo has seen off two owners, and Yuki has learned all of their names." title="" id="24" name="Picture"/>
             <a:graphic>
@@ -943,7 +943,7 @@
                   <pic:spPr bwMode="auto">
                     <a:xfrm>
                       <a:off x="0" y="0"/>
-                      <a:ext cx="4514850" cy="1809750"/>
+                      <a:ext cx="5724525" cy="2295525"/>
                     </a:xfrm>
                     <a:prstGeom prst="rect">
                       <a:avLst/>
@@ -2175,7 +2175,7 @@
       <w:r>
         <w:drawing>
           <wp:inline>
-            <wp:extent cx="5143500" cy="1485900"/>
+            <wp:extent cx="5724525" cy="1647825"/>
             <wp:effectExtent b="0" l="0" r="0" t="0"/>
             <wp:docPr descr="The four things the table asks about, each on its own card: a letter, a camera, a map and a telephone." title="" id="27" name="Picture"/>
             <a:graphic>
@@ -2196,7 +2196,7 @@
                   <pic:spPr bwMode="auto">
                     <a:xfrm>
                       <a:off x="0" y="0"/>
-                      <a:ext cx="5143500" cy="1485900"/>
+                      <a:ext cx="5724525" cy="1647825"/>
                     </a:xfrm>
                     <a:prstGeom prst="rect">
                       <a:avLst/>
@@ -2577,7 +2577,7 @@
       <w:r>
         <w:drawing>
           <wp:inline>
-            <wp:extent cx="4905375" cy="1809750"/>
+            <wp:extent cx="5724525" cy="2114550"/>
             <wp:effectExtent b="0" l="0" r="0" t="0"/>
             <wp:docPr descr="One street’s time drawn as a line running left to right, with five different marks on it: a closed box for a finished month, a circle with the line carrying on past it for a starting point, a bar capped at both ends for a measured length, a circle with a stem for one point counted back from now, and an open bracket for a period that has not finished. Five numbered lines run to the right for the learner to write each time phrase." title="" id="30" name="Picture"/>
             <a:graphic>
@@ -2598,7 +2598,7 @@
                   <pic:spPr bwMode="auto">
                     <a:xfrm>
                       <a:off x="0" y="0"/>
-                      <a:ext cx="4905375" cy="1809750"/>
+                      <a:ext cx="5724525" cy="2114550"/>
                     </a:xfrm>
                     <a:prstGeom prst="rect">
                       <a:avLst/>
@@ -3762,7 +3762,7 @@
       <w:r>
         <w:drawing>
           <wp:inline>
-            <wp:extent cx="4381500" cy="1809750"/>
+            <wp:extent cx="5724525" cy="2362200"/>
             <wp:effectExtent b="0" l="0" r="0" t="0"/>
             <wp:docPr descr="The unit’s grammar as two columns. On the left the past simple for a finished time, with one mark on the exact point the sentence names. On the right the present perfect, with three marks running from that point up to now, because no time is named and the line is still open." title="" id="33" name="Picture"/>
             <a:graphic>
@@ -3783,7 +3783,7 @@
                   <pic:spPr bwMode="auto">
                     <a:xfrm>
                       <a:off x="0" y="0"/>
-                      <a:ext cx="4381500" cy="1809750"/>
+                      <a:ext cx="5724525" cy="2362200"/>
                     </a:xfrm>
                     <a:prstGeom prst="rect">
                       <a:avLst/>
@@ -4413,7 +4413,7 @@
       <w:r>
         <w:drawing>
           <wp:inline>
-            <wp:extent cx="5143500" cy="1533525"/>
+            <wp:extent cx="5724525" cy="1704975"/>
             <wp:effectExtent b="0" l="0" r="0" t="0"/>
             <wp:docPr descr="One street on a line, from eleven years ago to this morning: Amina opened the shop eleven years ago, Tomas started at the hospital at twenty-four, Maya moved in four years ago, the market moved in the spring, and the square is still quiet this morning." title="" id="36" name="Picture"/>
             <a:graphic>
@@ -4434,7 +4434,7 @@
                   <pic:spPr bwMode="auto">
                     <a:xfrm>
                       <a:off x="0" y="0"/>
-                      <a:ext cx="5143500" cy="1533525"/>
+                      <a:ext cx="5724525" cy="1704975"/>
                     </a:xfrm>
                     <a:prstGeom prst="rect">
                       <a:avLst/>
@@ -5107,7 +5107,7 @@
       <w:r>
         <w:drawing>
           <wp:inline>
-            <wp:extent cx="5143500" cy="1685925"/>
+            <wp:extent cx="5724525" cy="1876425"/>
             <wp:effectExtent b="0" l="0" r="0" t="0"/>
             <wp:docPr descr="The three listenings in this unit: Yuki asks Mr Okonkwo what was on the street before, Dani asks Maya why she still uses a camera that takes film, and Amina describes what has changed for each of the six." title="" id="39" name="Picture"/>
             <a:graphic>
@@ -5128,7 +5128,7 @@
                   <pic:spPr bwMode="auto">
                     <a:xfrm>
                       <a:off x="0" y="0"/>
-                      <a:ext cx="5143500" cy="1685925"/>
+                      <a:ext cx="5724525" cy="1876425"/>
                     </a:xfrm>
                     <a:prstGeom prst="rect">
                       <a:avLst/>
@@ -6227,7 +6227,7 @@
       <w:r>
         <w:drawing>
           <wp:inline>
-            <wp:extent cx="5133975" cy="1809750"/>
+            <wp:extent cx="5724525" cy="2019300"/>
             <wp:effectExtent b="0" l="0" r="0" t="0"/>
             <wp:docPr descr="The two role-play cards side by side. Card A, asking: ask what was there before, ask again further back, ask about one more thing, say what you think. Card B, telling: name the thing that was there, give one finished date, give one thing that still runs, do not say whether it is better." title="" id="42" name="Picture"/>
             <a:graphic>
@@ -6248,7 +6248,7 @@
                   <pic:spPr bwMode="auto">
                     <a:xfrm>
                       <a:off x="0" y="0"/>
-                      <a:ext cx="5133975" cy="1809750"/>
+                      <a:ext cx="5724525" cy="2019300"/>
                     </a:xfrm>
                     <a:prstGeom prst="rect">
                       <a:avLst/>
@@ -6504,7 +6504,7 @@
       <w:r>
         <w:drawing>
           <wp:inline>
-            <wp:extent cx="5143500" cy="1171575"/>
+            <wp:extent cx="5724525" cy="1304925"/>
             <wp:effectExtent b="0" l="0" r="0" t="0"/>
             <wp:docPr descr="How a recent thing becomes an old thing, in five stages with an arrow to the next: it looks wrong, it looks dated, about thirty years pass, it becomes a period, and in the end it reads as history." title="" id="45" name="Picture"/>
             <a:graphic>
@@ -6525,7 +6525,7 @@
                   <pic:spPr bwMode="auto">
                     <a:xfrm>
                       <a:off x="0" y="0"/>
-                      <a:ext cx="5143500" cy="1171575"/>
+                      <a:ext cx="5724525" cy="1304925"/>
                     </a:xfrm>
                     <a:prstGeom prst="rect">
                       <a:avLst/>
@@ -7373,7 +7373,7 @@
       <w:r>
         <w:drawing>
           <wp:inline>
-            <wp:extent cx="5143500" cy="1409700"/>
+            <wp:extent cx="5724525" cy="1571625"/>
             <wp:effectExtent b="0" l="0" r="0" t="0"/>
             <wp:docPr descr="Three things people threw away and then wanted again: records, which came back thirty years later because they are slow and you have to choose; trams, which are hard to move, the reason they were taken out and the reason they are being laid again; and bicycle lanes, which the Dutch cities kept and which have travelled back out of the Netherlands to the countries that invented them." title="" id="48" name="Picture"/>
             <a:graphic>
@@ -7394,7 +7394,7 @@
                   <pic:spPr bwMode="auto">
                     <a:xfrm>
                       <a:off x="0" y="0"/>
-                      <a:ext cx="5143500" cy="1409700"/>
+                      <a:ext cx="5724525" cy="1571625"/>
                     </a:xfrm>
                     <a:prstGeom prst="rect">
                       <a:avLst/>
@@ -7610,7 +7610,7 @@
       <w:r>
         <w:drawing>
           <wp:inline>
-            <wp:extent cx="5143500" cy="1685925"/>
+            <wp:extent cx="5724525" cy="1876425"/>
             <wp:effectExtent b="0" l="0" r="0" t="0"/>
             <wp:docPr descr="The shape of the piece the learner is about to write, in four steps: one finished time, one line that runs to now, one thing that was there before, and one thing that has not changed at all." title="" id="51" name="Picture"/>
             <a:graphic>
@@ -7631,7 +7631,7 @@
                   <pic:spPr bwMode="auto">
                     <a:xfrm>
                       <a:off x="0" y="0"/>
-                      <a:ext cx="5143500" cy="1685925"/>
+                      <a:ext cx="5724525" cy="1876425"/>
                     </a:xfrm>
                     <a:prstGeom prst="rect">
                       <a:avLst/>
@@ -8163,7 +8163,7 @@
       <w:r>
         <w:drawing>
           <wp:inline>
-            <wp:extent cx="5143500" cy="1771650"/>
+            <wp:extent cx="5724525" cy="1971675"/>
             <wp:effectExtent b="0" l="0" r="0" t="0"/>
             <wp:docPr descr="Four things people say about change, each with an arrow to what it does: saying what was there before, giving a starting point for now, admitting your own opinion may be wrong, and saying that your information is old." title="" id="54" name="Picture"/>
             <a:graphic>
@@ -8184,7 +8184,7 @@
                   <pic:spPr bwMode="auto">
                     <a:xfrm>
                       <a:off x="0" y="0"/>
-                      <a:ext cx="5143500" cy="1771650"/>
+                      <a:ext cx="5724525" cy="1971675"/>
                     </a:xfrm>
                     <a:prstGeom prst="rect">
                       <a:avLst/>
@@ -9203,7 +9203,7 @@
       <w:r>
         <w:drawing>
           <wp:inline>
-            <wp:extent cx="5143500" cy="1571625"/>
+            <wp:extent cx="5724525" cy="1752600"/>
             <wp:effectExtent b="0" l="0" r="0" t="0"/>
             <wp:docPr descr="A painting on a wall beside a street built to match it. The painting has every window and every sign in it, because the man who painted it was paid by the detail. The street repeats the same windows and the same signs, because the ones rebuilding it went back to the painting and not to the memory of anybody living." title="" id="57" name="Picture"/>
             <a:graphic>
@@ -9224,7 +9224,7 @@
                   <pic:spPr bwMode="auto">
                     <a:xfrm>
                       <a:off x="0" y="0"/>
-                      <a:ext cx="5143500" cy="1571625"/>
+                      <a:ext cx="5724525" cy="1752600"/>
                     </a:xfrm>
                     <a:prstGeom prst="rect">
                       <a:avLst/>
@@ -10439,7 +10439,7 @@
       <w:r>
         <w:drawing>
           <wp:inline>
-            <wp:extent cx="5143500" cy="1543050"/>
+            <wp:extent cx="5724525" cy="1724025"/>
             <wp:effectExtent b="0" l="0" r="0" t="0"/>
             <wp:docPr descr="The five Can-Do lines of the unit as a strip with a box to tick beside each, the last one marked Plus." title="" id="60" name="Picture"/>
             <a:graphic>
@@ -10460,7 +10460,7 @@
                   <pic:spPr bwMode="auto">
                     <a:xfrm>
                       <a:off x="0" y="0"/>
-                      <a:ext cx="5143500" cy="1543050"/>
+                      <a:ext cx="5724525" cy="1724025"/>
                     </a:xfrm>
                     <a:prstGeom prst="rect">
                       <a:avLst/>
